--- a/Дополнительные документы.docx
+++ b/Дополнительные документы.docx
@@ -813,6 +813,156 @@
                 <w:szCs w:val="24"/>
               </w:rPr>
             </w:pPr>
+            <w:r>
+              <w:rPr>
+                <w:szCs w:val="24"/>
+              </w:rPr>
+              <w:t>Верстка сайта по техническому заданию</w:t>
+            </w:r>
+            <w:r>
+              <w:rPr>
+                <w:szCs w:val="24"/>
+              </w:rPr>
+              <w:t xml:space="preserve"> </w:t>
+            </w:r>
+            <w:r>
+              <w:rPr>
+                <w:szCs w:val="24"/>
+              </w:rPr>
+              <w:t xml:space="preserve">с помощью </w:t>
+            </w:r>
+            <w:r>
+              <w:rPr>
+                <w:szCs w:val="24"/>
+                <w:lang w:val="en-US"/>
+              </w:rPr>
+              <w:t>HTML</w:t>
+            </w:r>
+            <w:r>
+              <w:rPr>
+                <w:szCs w:val="24"/>
+              </w:rPr>
+              <w:t xml:space="preserve"> </w:t>
+            </w:r>
+            <w:r>
+              <w:rPr>
+                <w:szCs w:val="24"/>
+              </w:rPr>
+              <w:t xml:space="preserve">и </w:t>
+            </w:r>
+            <w:r>
+              <w:rPr>
+                <w:szCs w:val="24"/>
+                <w:lang w:val="en-US"/>
+              </w:rPr>
+              <w:t>CSS</w:t>
+            </w:r>
+            <w:r>
+              <w:rPr>
+                <w:szCs w:val="24"/>
+              </w:rPr>
+              <w:t xml:space="preserve"> (</w:t>
+            </w:r>
+            <w:r>
+              <w:rPr>
+                <w:szCs w:val="24"/>
+              </w:rPr>
+              <w:t>Проектирование и разработка интерфейсов пользователя</w:t>
+            </w:r>
+            <w:r>
+              <w:rPr>
+                <w:szCs w:val="24"/>
+              </w:rPr>
+              <w:t>)</w:t>
+            </w:r>
+            <w:r>
+              <w:rPr>
+                <w:szCs w:val="24"/>
+              </w:rPr>
+              <w:br/>
+            </w:r>
+            <w:r>
+              <w:rPr>
+                <w:szCs w:val="24"/>
+              </w:rPr>
+              <w:t>Г</w:t>
+            </w:r>
+            <w:r>
+              <w:rPr>
+                <w:szCs w:val="24"/>
+              </w:rPr>
+              <w:t xml:space="preserve">рафический метод решения </w:t>
+            </w:r>
+            <w:r>
+              <w:rPr>
+                <w:szCs w:val="24"/>
+              </w:rPr>
+              <w:t xml:space="preserve">ЗЛП </w:t>
+            </w:r>
+            <w:r>
+              <w:rPr>
+                <w:szCs w:val="24"/>
+              </w:rPr>
+              <w:t>(</w:t>
+            </w:r>
+            <w:r>
+              <w:t>Линейное программирование</w:t>
+            </w:r>
+            <w:r>
+              <w:rPr>
+                <w:szCs w:val="24"/>
+              </w:rPr>
+              <w:t>)</w:t>
+            </w:r>
+            <w:r>
+              <w:rPr>
+                <w:szCs w:val="24"/>
+              </w:rPr>
+              <w:br/>
+            </w:r>
+            <w:r>
+              <w:rPr>
+                <w:szCs w:val="24"/>
+              </w:rPr>
+              <w:t>О</w:t>
+            </w:r>
+            <w:r>
+              <w:rPr>
+                <w:szCs w:val="24"/>
+              </w:rPr>
+              <w:t xml:space="preserve">сновы верстки на </w:t>
+            </w:r>
+            <w:r>
+              <w:rPr>
+                <w:szCs w:val="24"/>
+                <w:lang w:val="en-US"/>
+              </w:rPr>
+              <w:t>Kotlin</w:t>
+            </w:r>
+            <w:r>
+              <w:rPr>
+                <w:szCs w:val="24"/>
+              </w:rPr>
+              <w:t xml:space="preserve"> </w:t>
+            </w:r>
+            <w:r>
+              <w:rPr>
+                <w:szCs w:val="24"/>
+              </w:rPr>
+              <w:t>(</w:t>
+            </w:r>
+            <w:r>
+              <w:rPr>
+                <w:szCs w:val="24"/>
+              </w:rPr>
+              <w:t>Операционные системы и среды</w:t>
+            </w:r>
+            <w:r>
+              <w:rPr>
+                <w:szCs w:val="24"/>
+              </w:rPr>
+              <w:t>)</w:t>
+            </w:r>
           </w:p>
         </w:tc>
         <w:tc>
@@ -853,6 +1003,12 @@
                 <w:szCs w:val="24"/>
               </w:rPr>
             </w:pPr>
+            <w:r>
+              <w:rPr>
+                <w:szCs w:val="24"/>
+              </w:rPr>
+              <w:t>23.05.2026</w:t>
+            </w:r>
           </w:p>
         </w:tc>
         <w:tc>
@@ -872,6 +1028,51 @@
                 <w:szCs w:val="24"/>
               </w:rPr>
             </w:pPr>
+            <w:r>
+              <w:rPr>
+                <w:szCs w:val="24"/>
+              </w:rPr>
+              <w:t>Изучение тип</w:t>
+            </w:r>
+            <w:r>
+              <w:rPr>
+                <w:szCs w:val="24"/>
+              </w:rPr>
+              <w:t>ов</w:t>
+            </w:r>
+            <w:r>
+              <w:rPr>
+                <w:szCs w:val="24"/>
+              </w:rPr>
+              <w:t xml:space="preserve"> связи баз данных</w:t>
+            </w:r>
+          </w:p>
+          <w:p>
+            <w:pPr>
+              <w:jc w:val="center"/>
+              <w:rPr>
+                <w:szCs w:val="24"/>
+              </w:rPr>
+            </w:pPr>
+            <w:r>
+              <w:rPr>
+                <w:szCs w:val="24"/>
+              </w:rPr>
+              <w:t xml:space="preserve"> в </w:t>
+            </w:r>
+            <w:r>
+              <w:rPr>
+                <w:szCs w:val="24"/>
+                <w:lang w:val="en-US"/>
+              </w:rPr>
+              <w:t>Visio</w:t>
+            </w:r>
+            <w:r>
+              <w:rPr>
+                <w:szCs w:val="24"/>
+              </w:rPr>
+              <w:t xml:space="preserve"> (Базы данных)</w:t>
+            </w:r>
           </w:p>
         </w:tc>
         <w:tc>
@@ -1314,11 +1515,6 @@
               <w:t>ботка интерфейсов пользователя</w:t>
             </w:r>
           </w:p>
-          <w:p>
-            <w:pPr>
-              <w:spacing w:after="0"/>
-            </w:pPr>
-          </w:p>
         </w:tc>
         <w:tc>
           <w:tcPr>
@@ -1399,13 +1595,8 @@
               <w:spacing w:after="0"/>
             </w:pPr>
             <w:r>
-              <w:t xml:space="preserve">Основы алгоритмизации и программирования </w:t>
-            </w:r>
-          </w:p>
-          <w:p>
-            <w:pPr>
-              <w:spacing w:after="0"/>
-            </w:pPr>
+              <w:t>Основы алгоритмизации и программирования</w:t>
+            </w:r>
           </w:p>
         </w:tc>
         <w:tc>
@@ -9447,7 +9638,6 @@
   <w:style w:type="character" w:default="1" w:styleId="DefaultParagraphFont">
     <w:name w:val="Default Paragraph Font"/>
     <w:uiPriority w:val="1"/>
-    <w:semiHidden/>
     <w:unhideWhenUsed/>
   </w:style>
   <w:style w:type="table" w:default="1" w:styleId="TableNormal">

--- a/Дополнительные документы.docx
+++ b/Дополнительные документы.docx
@@ -1,6 +1,6 @@
 
 <file path=word/document.xml><?xml version="1.0" encoding="utf-8"?>
-<w:document xmlns:wpc="http://schemas.microsoft.com/office/word/2010/wordprocessingCanvas" xmlns:cx="http://schemas.microsoft.com/office/drawing/2014/chartex" xmlns:cx1="http://schemas.microsoft.com/office/drawing/2015/9/8/chartex" xmlns:cx2="http://schemas.microsoft.com/office/drawing/2015/10/21/chartex" xmlns:cx3="http://schemas.microsoft.com/office/drawing/2016/5/9/chartex" xmlns:cx4="http://schemas.microsoft.com/office/drawing/2016/5/10/chartex" xmlns:cx5="http://schemas.microsoft.com/office/drawing/2016/5/11/chartex" xmlns:cx6="http://schemas.microsoft.com/office/drawing/2016/5/12/chartex" xmlns:cx7="http://schemas.microsoft.com/office/drawing/2016/5/13/chartex" xmlns:cx8="http://schemas.microsoft.com/office/drawing/2016/5/14/chartex" xmlns:mc="http://schemas.openxmlformats.org/markup-compatibility/2006" xmlns:aink="http://schemas.microsoft.com/office/drawing/2016/ink" xmlns:am3d="http://schemas.microsoft.com/office/drawing/2017/model3d" xmlns:o="urn:schemas-microsoft-com:office:office" xmlns:oel="http://schemas.microsoft.com/office/2019/extlst" xmlns:r="http://schemas.openxmlformats.org/officeDocument/2006/relationships" xmlns:m="http://schemas.openxmlformats.org/officeDocument/2006/math" xmlns:v="urn:schemas-microsoft-com:vml" xmlns:wp14="http://schemas.microsoft.com/office/word/2010/wordprocessingDrawing" xmlns:wp="http://schemas.openxmlformats.org/drawingml/2006/wordprocessingDrawing" xmlns:w10="urn:schemas-microsoft-com:office:word" xmlns:w="http://schemas.openxmlformats.org/wordprocessingml/2006/main" xmlns:w14="http://schemas.microsoft.com/office/word/2010/wordml" xmlns:w15="http://schemas.microsoft.com/office/word/2012/wordml" xmlns:w16cex="http://schemas.microsoft.com/office/word/2018/wordml/cex" xmlns:w16cid="http://schemas.microsoft.com/office/word/2016/wordml/cid" xmlns:w16="http://schemas.microsoft.com/office/word/2018/wordml" xmlns:w16du="http://schemas.microsoft.com/office/word/2023/wordml/word16du" xmlns:w16sdtdh="http://schemas.microsoft.com/office/word/2020/wordml/sdtdatahash" xmlns:w16sdtfl="http://schemas.microsoft.com/office/word/2024/wordml/sdtformatlock" xmlns:w16se="http://schemas.microsoft.com/office/word/2015/wordml/symex" xmlns:wpg="http://schemas.microsoft.com/office/word/2010/wordprocessingGroup" xmlns:wpi="http://schemas.microsoft.com/office/word/2010/wordprocessingInk" xmlns:wne="http://schemas.microsoft.com/office/word/2006/wordml" xmlns:wps="http://schemas.microsoft.com/office/word/2010/wordprocessingShape" mc:Ignorable="w14 w15 w16se w16cid w16 w16cex w16sdtdh w16sdtfl w16du wp14">
+<w:document xmlns:wpc="http://schemas.microsoft.com/office/word/2010/wordprocessingCanvas" xmlns:cx="http://schemas.microsoft.com/office/drawing/2014/chartex" xmlns:cx1="http://schemas.microsoft.com/office/drawing/2015/9/8/chartex" xmlns:mc="http://schemas.openxmlformats.org/markup-compatibility/2006" xmlns:o="urn:schemas-microsoft-com:office:office" xmlns:r="http://schemas.openxmlformats.org/officeDocument/2006/relationships" xmlns:m="http://schemas.openxmlformats.org/officeDocument/2006/math" xmlns:v="urn:schemas-microsoft-com:vml" xmlns:wp14="http://schemas.microsoft.com/office/word/2010/wordprocessingDrawing" xmlns:wp="http://schemas.openxmlformats.org/drawingml/2006/wordprocessingDrawing" xmlns:w10="urn:schemas-microsoft-com:office:word" xmlns:w="http://schemas.openxmlformats.org/wordprocessingml/2006/main" xmlns:w14="http://schemas.microsoft.com/office/word/2010/wordml" xmlns:w15="http://schemas.microsoft.com/office/word/2012/wordml" xmlns:w16se="http://schemas.microsoft.com/office/word/2015/wordml/symex" xmlns:wpg="http://schemas.microsoft.com/office/word/2010/wordprocessingGroup" xmlns:wpi="http://schemas.microsoft.com/office/word/2010/wordprocessingInk" xmlns:wne="http://schemas.microsoft.com/office/word/2006/wordml" xmlns:wps="http://schemas.microsoft.com/office/word/2010/wordprocessingShape" mc:Ignorable="w14 w15 w16se wp14">
   <w:body>
     <w:p>
       <w:pPr>
@@ -337,47 +337,41 @@
           </w:tcPr>
           <w:p>
             <w:pPr>
-              <w:jc w:val="center"/>
-              <w:rPr>
-                <w:szCs w:val="24"/>
-              </w:rPr>
-            </w:pPr>
-            <w:r>
-              <w:rPr>
-                <w:szCs w:val="24"/>
-              </w:rPr>
-              <w:t>Прохождение инструктажа (</w:t>
-            </w:r>
-            <w:r>
-              <w:rPr>
-                <w:szCs w:val="24"/>
-              </w:rPr>
-              <w:t>Проектирование и разр</w:t>
-            </w:r>
-            <w:r>
-              <w:rPr>
-                <w:szCs w:val="24"/>
-              </w:rPr>
-              <w:t>аботка интерфейсов пользователя, основы алгоритмизации и программирования)</w:t>
-            </w:r>
-          </w:p>
-          <w:p>
-            <w:pPr>
-              <w:jc w:val="center"/>
-              <w:rPr>
-                <w:szCs w:val="24"/>
-              </w:rPr>
-            </w:pPr>
-            <w:r>
-              <w:rPr>
-                <w:szCs w:val="24"/>
-              </w:rPr>
-              <w:t>Создание экономико-математической модели (Линейное программирование)</w:t>
-            </w:r>
-          </w:p>
-          <w:p>
-            <w:pPr>
-              <w:jc w:val="center"/>
+              <w:jc w:val="left"/>
+              <w:rPr>
+                <w:szCs w:val="24"/>
+              </w:rPr>
+            </w:pPr>
+            <w:r>
+              <w:rPr>
+                <w:szCs w:val="24"/>
+              </w:rPr>
+              <w:t>Прохождение инструктажа</w:t>
+            </w:r>
+          </w:p>
+          <w:p>
+            <w:pPr>
+              <w:jc w:val="left"/>
+              <w:rPr>
+                <w:szCs w:val="24"/>
+              </w:rPr>
+            </w:pPr>
+            <w:r>
+              <w:rPr>
+                <w:szCs w:val="24"/>
+              </w:rPr>
+              <w:t>Создание э</w:t>
+            </w:r>
+            <w:r>
+              <w:rPr>
+                <w:szCs w:val="24"/>
+              </w:rPr>
+              <w:t>кономико-математической модели</w:t>
+            </w:r>
+          </w:p>
+          <w:p>
+            <w:pPr>
+              <w:jc w:val="left"/>
               <w:rPr>
                 <w:szCs w:val="24"/>
               </w:rPr>
@@ -420,24 +414,6 @@
                 <w:lang w:val="en-US"/>
               </w:rPr>
               <w:t>Studio</w:t>
-            </w:r>
-            <w:r>
-              <w:rPr>
-                <w:szCs w:val="24"/>
-              </w:rPr>
-              <w:t xml:space="preserve"> (</w:t>
-            </w:r>
-            <w:r>
-              <w:rPr>
-                <w:szCs w:val="24"/>
-              </w:rPr>
-              <w:t>Операционные системы и среды</w:t>
-            </w:r>
-            <w:r>
-              <w:rPr>
-                <w:szCs w:val="24"/>
-              </w:rPr>
-              <w:t>)</w:t>
             </w:r>
           </w:p>
         </w:tc>
@@ -501,7 +477,7 @@
           </w:tcPr>
           <w:p>
             <w:pPr>
-              <w:jc w:val="center"/>
+              <w:jc w:val="left"/>
               <w:rPr>
                 <w:szCs w:val="24"/>
               </w:rPr>
@@ -522,24 +498,12 @@
               <w:rPr>
                 <w:szCs w:val="24"/>
               </w:rPr>
-              <w:t xml:space="preserve"> </w:t>
-            </w:r>
-            <w:r>
-              <w:rPr>
-                <w:szCs w:val="24"/>
-              </w:rPr>
-              <w:t>» (Основы алгоритмизации и программирования</w:t>
-            </w:r>
-            <w:r>
-              <w:rPr>
-                <w:szCs w:val="24"/>
-              </w:rPr>
-              <w:t>)</w:t>
-            </w:r>
-          </w:p>
-          <w:p>
-            <w:pPr>
-              <w:jc w:val="center"/>
+              <w:t>»</w:t>
+            </w:r>
+          </w:p>
+          <w:p>
+            <w:pPr>
+              <w:jc w:val="left"/>
               <w:rPr>
                 <w:szCs w:val="24"/>
               </w:rPr>
@@ -557,28 +521,10 @@
               </w:rPr>
               <w:t>Android</w:t>
             </w:r>
-            <w:r>
-              <w:rPr>
-                <w:szCs w:val="24"/>
-              </w:rPr>
-              <w:t xml:space="preserve"> (</w:t>
-            </w:r>
-            <w:r>
-              <w:rPr>
-                <w:szCs w:val="24"/>
-              </w:rPr>
-              <w:t>Операционные системы и среды</w:t>
-            </w:r>
-            <w:r>
-              <w:rPr>
-                <w:szCs w:val="24"/>
-              </w:rPr>
-              <w:t>)</w:t>
-            </w:r>
-          </w:p>
-          <w:p>
-            <w:pPr>
-              <w:jc w:val="center"/>
+          </w:p>
+          <w:p>
+            <w:pPr>
+              <w:jc w:val="left"/>
               <w:rPr>
                 <w:szCs w:val="24"/>
               </w:rPr>
@@ -589,6 +535,7 @@
               </w:rPr>
               <w:t xml:space="preserve">Введение на разработку на языке </w:t>
             </w:r>
+            <w:proofErr w:type="spellStart"/>
             <w:r>
               <w:rPr>
                 <w:szCs w:val="24"/>
@@ -596,30 +543,7 @@
               </w:rPr>
               <w:t>Kotlin</w:t>
             </w:r>
-            <w:r>
-              <w:rPr>
-                <w:szCs w:val="24"/>
-              </w:rPr>
-              <w:t xml:space="preserve"> </w:t>
-            </w:r>
-            <w:r>
-              <w:rPr>
-                <w:szCs w:val="24"/>
-              </w:rPr>
-              <w:t>(</w:t>
-            </w:r>
-            <w:r>
-              <w:rPr>
-                <w:szCs w:val="24"/>
-              </w:rPr>
-              <w:t>Операционные системы и среды</w:t>
-            </w:r>
-            <w:r>
-              <w:rPr>
-                <w:szCs w:val="24"/>
-              </w:rPr>
-              <w:t>)</w:t>
-            </w:r>
+            <w:proofErr w:type="spellEnd"/>
           </w:p>
         </w:tc>
         <w:tc>
@@ -680,35 +604,24 @@
           </w:tcPr>
           <w:p>
             <w:pPr>
-              <w:jc w:val="center"/>
-              <w:rPr>
-                <w:szCs w:val="24"/>
-              </w:rPr>
-            </w:pPr>
-            <w:r>
-              <w:rPr>
-                <w:szCs w:val="24"/>
-              </w:rPr>
-              <w:t>Разработка оболочки программы (</w:t>
-            </w:r>
-            <w:r>
-              <w:rPr>
-                <w:szCs w:val="24"/>
-              </w:rPr>
-              <w:t>Основы алгоритмизации и программирования</w:t>
-            </w:r>
-            <w:r>
-              <w:rPr>
-                <w:szCs w:val="24"/>
-              </w:rPr>
-              <w:t>)</w:t>
-            </w:r>
-          </w:p>
-          <w:p>
-            <w:pPr>
-              <w:jc w:val="center"/>
-              <w:rPr>
-                <w:szCs w:val="24"/>
+              <w:jc w:val="left"/>
+              <w:rPr>
+                <w:szCs w:val="24"/>
+              </w:rPr>
+            </w:pPr>
+            <w:r>
+              <w:rPr>
+                <w:szCs w:val="24"/>
+              </w:rPr>
+              <w:t>Разработка оболочки программы</w:t>
+            </w:r>
+          </w:p>
+          <w:p>
+            <w:pPr>
+              <w:jc w:val="left"/>
+              <w:rPr>
+                <w:szCs w:val="24"/>
+                <w:lang w:val="en-US"/>
               </w:rPr>
             </w:pPr>
             <w:r>
@@ -741,12 +654,6 @@
                 <w:lang w:val="en-US"/>
               </w:rPr>
               <w:t>Visio</w:t>
-            </w:r>
-            <w:r>
-              <w:rPr>
-                <w:szCs w:val="24"/>
-              </w:rPr>
-              <w:t xml:space="preserve"> (Базы данных)</w:t>
             </w:r>
           </w:p>
         </w:tc>
@@ -808,7 +715,7 @@
           </w:tcPr>
           <w:p>
             <w:pPr>
-              <w:jc w:val="center"/>
+              <w:jc w:val="left"/>
               <w:rPr>
                 <w:szCs w:val="24"/>
               </w:rPr>
@@ -861,24 +768,6 @@
               <w:rPr>
                 <w:szCs w:val="24"/>
               </w:rPr>
-              <w:t xml:space="preserve"> (</w:t>
-            </w:r>
-            <w:r>
-              <w:rPr>
-                <w:szCs w:val="24"/>
-              </w:rPr>
-              <w:t>Проектирование и разработка интерфейсов пользователя</w:t>
-            </w:r>
-            <w:r>
-              <w:rPr>
-                <w:szCs w:val="24"/>
-              </w:rPr>
-              <w:t>)</w:t>
-            </w:r>
-            <w:r>
-              <w:rPr>
-                <w:szCs w:val="24"/>
-              </w:rPr>
               <w:br/>
             </w:r>
             <w:r>
@@ -897,22 +786,7 @@
               <w:rPr>
                 <w:szCs w:val="24"/>
               </w:rPr>
-              <w:t xml:space="preserve">ЗЛП </w:t>
-            </w:r>
-            <w:r>
-              <w:rPr>
-                <w:szCs w:val="24"/>
-              </w:rPr>
-              <w:t>(</w:t>
-            </w:r>
-            <w:r>
-              <w:t>Линейное программирование</w:t>
-            </w:r>
-            <w:r>
-              <w:rPr>
-                <w:szCs w:val="24"/>
-              </w:rPr>
-              <w:t>)</w:t>
+              <w:t>ЗЛП</w:t>
             </w:r>
             <w:r>
               <w:rPr>
@@ -932,6 +806,7 @@
               </w:rPr>
               <w:t xml:space="preserve">сновы верстки на </w:t>
             </w:r>
+            <w:proofErr w:type="spellStart"/>
             <w:r>
               <w:rPr>
                 <w:szCs w:val="24"/>
@@ -939,30 +814,7 @@
               </w:rPr>
               <w:t>Kotlin</w:t>
             </w:r>
-            <w:r>
-              <w:rPr>
-                <w:szCs w:val="24"/>
-              </w:rPr>
-              <w:t xml:space="preserve"> </w:t>
-            </w:r>
-            <w:r>
-              <w:rPr>
-                <w:szCs w:val="24"/>
-              </w:rPr>
-              <w:t>(</w:t>
-            </w:r>
-            <w:r>
-              <w:rPr>
-                <w:szCs w:val="24"/>
-              </w:rPr>
-              <w:t>Операционные системы и среды</w:t>
-            </w:r>
-            <w:r>
-              <w:rPr>
-                <w:szCs w:val="24"/>
-              </w:rPr>
-              <w:t>)</w:t>
-            </w:r>
+            <w:proofErr w:type="spellEnd"/>
           </w:p>
         </w:tc>
         <w:tc>
@@ -1023,7 +875,7 @@
           </w:tcPr>
           <w:p>
             <w:pPr>
-              <w:jc w:val="center"/>
+              <w:jc w:val="left"/>
               <w:rPr>
                 <w:szCs w:val="24"/>
               </w:rPr>
@@ -1049,7 +901,7 @@
           </w:p>
           <w:p>
             <w:pPr>
-              <w:jc w:val="center"/>
+              <w:jc w:val="left"/>
               <w:rPr>
                 <w:szCs w:val="24"/>
               </w:rPr>
@@ -1071,8 +923,153 @@
               <w:rPr>
                 <w:szCs w:val="24"/>
               </w:rPr>
-              <w:t xml:space="preserve"> (Базы данных)</w:t>
-            </w:r>
+              <w:t xml:space="preserve"> </w:t>
+            </w:r>
+          </w:p>
+        </w:tc>
+        <w:tc>
+          <w:tcPr>
+            <w:tcW w:w="1985" w:type="dxa"/>
+            <w:tcBorders>
+              <w:top w:val="single" w:sz="4" w:space="0" w:color="auto"/>
+              <w:left w:val="single" w:sz="4" w:space="0" w:color="auto"/>
+              <w:bottom w:val="single" w:sz="4" w:space="0" w:color="auto"/>
+              <w:right w:val="single" w:sz="4" w:space="0" w:color="auto"/>
+            </w:tcBorders>
+          </w:tcPr>
+          <w:p>
+            <w:pPr>
+              <w:jc w:val="center"/>
+              <w:rPr>
+                <w:szCs w:val="24"/>
+              </w:rPr>
+            </w:pPr>
+          </w:p>
+        </w:tc>
+      </w:tr>
+      <w:tr>
+        <w:tc>
+          <w:tcPr>
+            <w:tcW w:w="1701" w:type="dxa"/>
+            <w:tcBorders>
+              <w:top w:val="single" w:sz="4" w:space="0" w:color="auto"/>
+              <w:left w:val="single" w:sz="4" w:space="0" w:color="auto"/>
+              <w:bottom w:val="single" w:sz="4" w:space="0" w:color="auto"/>
+              <w:right w:val="single" w:sz="4" w:space="0" w:color="auto"/>
+            </w:tcBorders>
+          </w:tcPr>
+          <w:p>
+            <w:pPr>
+              <w:jc w:val="center"/>
+              <w:rPr>
+                <w:szCs w:val="24"/>
+                <w:lang w:val="en-US"/>
+              </w:rPr>
+            </w:pPr>
+            <w:r>
+              <w:rPr>
+                <w:szCs w:val="24"/>
+                <w:lang w:val="en-US"/>
+              </w:rPr>
+              <w:t>25.05.2026</w:t>
+            </w:r>
+          </w:p>
+        </w:tc>
+        <w:tc>
+          <w:tcPr>
+            <w:tcW w:w="5670" w:type="dxa"/>
+            <w:tcBorders>
+              <w:top w:val="single" w:sz="4" w:space="0" w:color="auto"/>
+              <w:left w:val="single" w:sz="4" w:space="0" w:color="auto"/>
+              <w:bottom w:val="single" w:sz="4" w:space="0" w:color="auto"/>
+              <w:right w:val="single" w:sz="4" w:space="0" w:color="auto"/>
+            </w:tcBorders>
+          </w:tcPr>
+          <w:p>
+            <w:pPr>
+              <w:jc w:val="left"/>
+              <w:rPr>
+                <w:szCs w:val="24"/>
+              </w:rPr>
+            </w:pPr>
+            <w:r>
+              <w:rPr>
+                <w:szCs w:val="24"/>
+                <w:lang w:val="en-US"/>
+              </w:rPr>
+              <w:t>Flex</w:t>
+            </w:r>
+            <w:r>
+              <w:rPr>
+                <w:szCs w:val="24"/>
+              </w:rPr>
+              <w:t>-</w:t>
+            </w:r>
+            <w:r>
+              <w:rPr>
+                <w:szCs w:val="24"/>
+              </w:rPr>
+              <w:t>верстка сайта «Интерьер»</w:t>
+            </w:r>
+          </w:p>
+        </w:tc>
+        <w:tc>
+          <w:tcPr>
+            <w:tcW w:w="1985" w:type="dxa"/>
+            <w:tcBorders>
+              <w:top w:val="single" w:sz="4" w:space="0" w:color="auto"/>
+              <w:left w:val="single" w:sz="4" w:space="0" w:color="auto"/>
+              <w:bottom w:val="single" w:sz="4" w:space="0" w:color="auto"/>
+              <w:right w:val="single" w:sz="4" w:space="0" w:color="auto"/>
+            </w:tcBorders>
+          </w:tcPr>
+          <w:p>
+            <w:pPr>
+              <w:jc w:val="center"/>
+              <w:rPr>
+                <w:szCs w:val="24"/>
+              </w:rPr>
+            </w:pPr>
+          </w:p>
+        </w:tc>
+      </w:tr>
+      <w:tr>
+        <w:tc>
+          <w:tcPr>
+            <w:tcW w:w="1701" w:type="dxa"/>
+            <w:tcBorders>
+              <w:top w:val="single" w:sz="4" w:space="0" w:color="auto"/>
+              <w:left w:val="single" w:sz="4" w:space="0" w:color="auto"/>
+              <w:bottom w:val="single" w:sz="4" w:space="0" w:color="auto"/>
+              <w:right w:val="single" w:sz="4" w:space="0" w:color="auto"/>
+            </w:tcBorders>
+          </w:tcPr>
+          <w:p>
+            <w:pPr>
+              <w:jc w:val="center"/>
+              <w:rPr>
+                <w:szCs w:val="24"/>
+              </w:rPr>
+            </w:pPr>
+          </w:p>
+        </w:tc>
+        <w:tc>
+          <w:tcPr>
+            <w:tcW w:w="5670" w:type="dxa"/>
+            <w:tcBorders>
+              <w:top w:val="single" w:sz="4" w:space="0" w:color="auto"/>
+              <w:left w:val="single" w:sz="4" w:space="0" w:color="auto"/>
+              <w:bottom w:val="single" w:sz="4" w:space="0" w:color="auto"/>
+              <w:right w:val="single" w:sz="4" w:space="0" w:color="auto"/>
+            </w:tcBorders>
+          </w:tcPr>
+          <w:p>
+            <w:pPr>
+              <w:jc w:val="left"/>
+              <w:rPr>
+                <w:szCs w:val="24"/>
+              </w:rPr>
+            </w:pPr>
           </w:p>
         </w:tc>
         <w:tc>
@@ -1102,14 +1099,14 @@
         <w:ind w:left="0" w:right="0" w:firstLine="0"/>
         <w:jc w:val="left"/>
         <w:rPr>
-          <w:rStyle w:val="Heading1Char"/>
+          <w:rStyle w:val="10"/>
           <w:b w:val="0"/>
           <w:szCs w:val="24"/>
         </w:rPr>
       </w:pPr>
       <w:r>
         <w:rPr>
-          <w:rStyle w:val="Heading1Char"/>
+          <w:rStyle w:val="10"/>
           <w:b w:val="0"/>
           <w:szCs w:val="24"/>
         </w:rPr>
@@ -1373,6 +1370,8 @@
           <w:szCs w:val="24"/>
         </w:rPr>
       </w:pPr>
+      <w:bookmarkStart w:id="0" w:name="_GoBack"/>
+      <w:bookmarkEnd w:id="0"/>
     </w:p>
     <w:tbl>
       <w:tblPr>
@@ -5042,7 +5041,21 @@
         <w:rPr>
           <w:szCs w:val="24"/>
         </w:rPr>
-        <w:t xml:space="preserve"> «____»__________ 20___ г.</w:t>
+        <w:t xml:space="preserve"> «___</w:t>
+      </w:r>
+      <w:proofErr w:type="gramStart"/>
+      <w:r>
+        <w:rPr>
+          <w:szCs w:val="24"/>
+        </w:rPr>
+        <w:t>_»_</w:t>
+      </w:r>
+      <w:proofErr w:type="gramEnd"/>
+      <w:r>
+        <w:rPr>
+          <w:szCs w:val="24"/>
+        </w:rPr>
+        <w:t>_________ 20___ г.</w:t>
       </w:r>
     </w:p>
     <w:p>
@@ -5176,7 +5189,23 @@
           <w:vertAlign w:val="superscript"/>
         </w:rPr>
         <w:tab/>
-        <w:t xml:space="preserve">              (инициалы, фамилия</w:t>
+        <w:t xml:space="preserve">           </w:t>
+      </w:r>
+      <w:proofErr w:type="gramStart"/>
+      <w:r>
+        <w:rPr>
+          <w:szCs w:val="24"/>
+          <w:vertAlign w:val="superscript"/>
+        </w:rPr>
+        <w:t xml:space="preserve">   (</w:t>
+      </w:r>
+      <w:proofErr w:type="gramEnd"/>
+      <w:r>
+        <w:rPr>
+          <w:szCs w:val="24"/>
+          <w:vertAlign w:val="superscript"/>
+        </w:rPr>
+        <w:t>инициалы, фамилия</w:t>
       </w:r>
       <w:r>
         <w:rPr>
@@ -5383,7 +5412,23 @@
           <w:b/>
           <w:szCs w:val="24"/>
         </w:rPr>
-        <w:t>АТТЕСТАЦИОННЫЙ ЛИСТ ПО ИТОГАМ ПРОХОЖДЕНИЯ  УЧЕБНОЙ ПРАКТИКИ</w:t>
+        <w:t xml:space="preserve">АТТЕСТАЦИОННЫЙ ЛИСТ ПО ИТОГАМ </w:t>
+      </w:r>
+      <w:proofErr w:type="gramStart"/>
+      <w:r>
+        <w:rPr>
+          <w:b/>
+          <w:szCs w:val="24"/>
+        </w:rPr>
+        <w:t>ПРОХОЖДЕНИЯ  УЧЕБНОЙ</w:t>
+      </w:r>
+      <w:proofErr w:type="gramEnd"/>
+      <w:r>
+        <w:rPr>
+          <w:b/>
+          <w:szCs w:val="24"/>
+        </w:rPr>
+        <w:t xml:space="preserve"> ПРАКТИКИ</w:t>
       </w:r>
     </w:p>
     <w:p>
@@ -8927,7 +8972,21 @@
         <w:rPr>
           <w:szCs w:val="24"/>
         </w:rPr>
-        <w:t>«____»__________ 20___ г.</w:t>
+        <w:t>«___</w:t>
+      </w:r>
+      <w:proofErr w:type="gramStart"/>
+      <w:r>
+        <w:rPr>
+          <w:szCs w:val="24"/>
+        </w:rPr>
+        <w:t>_»_</w:t>
+      </w:r>
+      <w:proofErr w:type="gramEnd"/>
+      <w:r>
+        <w:rPr>
+          <w:szCs w:val="24"/>
+        </w:rPr>
+        <w:t>_________ 20___ г.</w:t>
       </w:r>
     </w:p>
     <w:p>
@@ -9055,7 +9114,23 @@
           <w:szCs w:val="18"/>
         </w:rPr>
         <w:tab/>
-        <w:t xml:space="preserve">    (инициалы, фамилия)</w:t>
+        <w:t xml:space="preserve"> </w:t>
+      </w:r>
+      <w:proofErr w:type="gramStart"/>
+      <w:r>
+        <w:rPr>
+          <w:sz w:val="18"/>
+          <w:szCs w:val="18"/>
+        </w:rPr>
+        <w:t xml:space="preserve">   (</w:t>
+      </w:r>
+      <w:proofErr w:type="gramEnd"/>
+      <w:r>
+        <w:rPr>
+          <w:sz w:val="18"/>
+          <w:szCs w:val="18"/>
+        </w:rPr>
+        <w:t>инициалы, фамилия)</w:t>
       </w:r>
     </w:p>
     <w:p>
@@ -9203,7 +9278,7 @@
 </file>
 
 <file path=word/styles.xml><?xml version="1.0" encoding="utf-8"?>
-<w:styles xmlns:mc="http://schemas.openxmlformats.org/markup-compatibility/2006" xmlns:r="http://schemas.openxmlformats.org/officeDocument/2006/relationships" xmlns:w="http://schemas.openxmlformats.org/wordprocessingml/2006/main" xmlns:w14="http://schemas.microsoft.com/office/word/2010/wordml" xmlns:w15="http://schemas.microsoft.com/office/word/2012/wordml" xmlns:w16cex="http://schemas.microsoft.com/office/word/2018/wordml/cex" xmlns:w16cid="http://schemas.microsoft.com/office/word/2016/wordml/cid" xmlns:w16="http://schemas.microsoft.com/office/word/2018/wordml" xmlns:w16du="http://schemas.microsoft.com/office/word/2023/wordml/word16du" xmlns:w16sdtdh="http://schemas.microsoft.com/office/word/2020/wordml/sdtdatahash" xmlns:w16sdtfl="http://schemas.microsoft.com/office/word/2024/wordml/sdtformatlock" xmlns:w16se="http://schemas.microsoft.com/office/word/2015/wordml/symex" mc:Ignorable="w14 w15 w16se w16cid w16 w16cex w16sdtdh w16sdtfl w16du">
+<w:styles xmlns:mc="http://schemas.openxmlformats.org/markup-compatibility/2006" xmlns:r="http://schemas.openxmlformats.org/officeDocument/2006/relationships" xmlns:w="http://schemas.openxmlformats.org/wordprocessingml/2006/main" xmlns:w14="http://schemas.microsoft.com/office/word/2010/wordml" xmlns:w15="http://schemas.microsoft.com/office/word/2012/wordml" xmlns:w16se="http://schemas.microsoft.com/office/word/2015/wordml/symex" mc:Ignorable="w14 w15 w16se">
   <w:docDefaults>
     <w:rPrDefault>
       <w:rPr>
@@ -9219,7 +9294,7 @@
       </w:pPr>
     </w:pPrDefault>
   </w:docDefaults>
-  <w:latentStyles w:defLockedState="0" w:defUIPriority="99" w:defSemiHidden="0" w:defUnhideWhenUsed="0" w:defQFormat="0" w:count="376">
+  <w:latentStyles w:defLockedState="0" w:defUIPriority="99" w:defSemiHidden="0" w:defUnhideWhenUsed="0" w:defQFormat="0" w:count="371">
     <w:lsdException w:name="Normal" w:uiPriority="0" w:qFormat="1"/>
     <w:lsdException w:name="heading 1" w:uiPriority="0" w:qFormat="1"/>
     <w:lsdException w:name="heading 2" w:semiHidden="1" w:uiPriority="9" w:unhideWhenUsed="1" w:qFormat="1"/>
@@ -9591,13 +9666,8 @@
     <w:lsdException w:name="List Table 5 Dark Accent 6" w:uiPriority="50"/>
     <w:lsdException w:name="List Table 6 Colorful Accent 6" w:uiPriority="51"/>
     <w:lsdException w:name="List Table 7 Colorful Accent 6" w:uiPriority="52"/>
-    <w:lsdException w:name="Mention" w:semiHidden="1" w:unhideWhenUsed="1"/>
-    <w:lsdException w:name="Smart Hyperlink" w:semiHidden="1" w:unhideWhenUsed="1"/>
-    <w:lsdException w:name="Hashtag" w:semiHidden="1" w:unhideWhenUsed="1"/>
-    <w:lsdException w:name="Unresolved Mention" w:semiHidden="1" w:unhideWhenUsed="1"/>
-    <w:lsdException w:name="Smart Link" w:semiHidden="1" w:unhideWhenUsed="1"/>
   </w:latentStyles>
-  <w:style w:type="paragraph" w:default="1" w:styleId="Normal">
+  <w:style w:type="paragraph" w:default="1" w:styleId="a">
     <w:name w:val="Normal"/>
     <w:qFormat/>
     <w:rsid w:val="00333542"/>
@@ -9613,10 +9683,10 @@
       <w:lang w:eastAsia="ru-RU"/>
     </w:rPr>
   </w:style>
-  <w:style w:type="paragraph" w:styleId="Heading1">
+  <w:style w:type="paragraph" w:styleId="1">
     <w:name w:val="heading 1"/>
-    <w:next w:val="Normal"/>
-    <w:link w:val="Heading1Char"/>
+    <w:next w:val="a"/>
+    <w:link w:val="10"/>
     <w:unhideWhenUsed/>
     <w:qFormat/>
     <w:rsid w:val="00333542"/>
@@ -9635,12 +9705,13 @@
       <w:lang w:eastAsia="ru-RU"/>
     </w:rPr>
   </w:style>
-  <w:style w:type="character" w:default="1" w:styleId="DefaultParagraphFont">
+  <w:style w:type="character" w:default="1" w:styleId="a0">
     <w:name w:val="Default Paragraph Font"/>
     <w:uiPriority w:val="1"/>
+    <w:semiHidden/>
     <w:unhideWhenUsed/>
   </w:style>
-  <w:style w:type="table" w:default="1" w:styleId="TableNormal">
+  <w:style w:type="table" w:default="1" w:styleId="a1">
     <w:name w:val="Normal Table"/>
     <w:uiPriority w:val="99"/>
     <w:semiHidden/>
@@ -9655,16 +9726,16 @@
       </w:tblCellMar>
     </w:tblPr>
   </w:style>
-  <w:style w:type="numbering" w:default="1" w:styleId="NoList">
+  <w:style w:type="numbering" w:default="1" w:styleId="a2">
     <w:name w:val="No List"/>
     <w:uiPriority w:val="99"/>
     <w:semiHidden/>
     <w:unhideWhenUsed/>
   </w:style>
-  <w:style w:type="character" w:customStyle="1" w:styleId="Heading1Char">
-    <w:name w:val="Heading 1 Char"/>
-    <w:basedOn w:val="DefaultParagraphFont"/>
-    <w:link w:val="Heading1"/>
+  <w:style w:type="character" w:customStyle="1" w:styleId="10">
+    <w:name w:val="Заголовок 1 Знак"/>
+    <w:basedOn w:val="a0"/>
+    <w:link w:val="1"/>
     <w:rsid w:val="00333542"/>
     <w:rPr>
       <w:rFonts w:ascii="Times New Roman" w:eastAsia="Times New Roman" w:hAnsi="Times New Roman" w:cs="Times New Roman"/>

--- a/Дополнительные документы.docx
+++ b/Дополнительные документы.docx
@@ -1,6 +1,6 @@
 
 <file path=word/document.xml><?xml version="1.0" encoding="utf-8"?>
-<w:document xmlns:wpc="http://schemas.microsoft.com/office/word/2010/wordprocessingCanvas" xmlns:cx="http://schemas.microsoft.com/office/drawing/2014/chartex" xmlns:cx1="http://schemas.microsoft.com/office/drawing/2015/9/8/chartex" xmlns:mc="http://schemas.openxmlformats.org/markup-compatibility/2006" xmlns:o="urn:schemas-microsoft-com:office:office" xmlns:r="http://schemas.openxmlformats.org/officeDocument/2006/relationships" xmlns:m="http://schemas.openxmlformats.org/officeDocument/2006/math" xmlns:v="urn:schemas-microsoft-com:vml" xmlns:wp14="http://schemas.microsoft.com/office/word/2010/wordprocessingDrawing" xmlns:wp="http://schemas.openxmlformats.org/drawingml/2006/wordprocessingDrawing" xmlns:w10="urn:schemas-microsoft-com:office:word" xmlns:w="http://schemas.openxmlformats.org/wordprocessingml/2006/main" xmlns:w14="http://schemas.microsoft.com/office/word/2010/wordml" xmlns:w15="http://schemas.microsoft.com/office/word/2012/wordml" xmlns:w16se="http://schemas.microsoft.com/office/word/2015/wordml/symex" xmlns:wpg="http://schemas.microsoft.com/office/word/2010/wordprocessingGroup" xmlns:wpi="http://schemas.microsoft.com/office/word/2010/wordprocessingInk" xmlns:wne="http://schemas.microsoft.com/office/word/2006/wordml" xmlns:wps="http://schemas.microsoft.com/office/word/2010/wordprocessingShape" mc:Ignorable="w14 w15 w16se wp14">
+<w:document xmlns:wpc="http://schemas.microsoft.com/office/word/2010/wordprocessingCanvas" xmlns:cx="http://schemas.microsoft.com/office/drawing/2014/chartex" xmlns:cx1="http://schemas.microsoft.com/office/drawing/2015/9/8/chartex" xmlns:cx2="http://schemas.microsoft.com/office/drawing/2015/10/21/chartex" xmlns:cx3="http://schemas.microsoft.com/office/drawing/2016/5/9/chartex" xmlns:cx4="http://schemas.microsoft.com/office/drawing/2016/5/10/chartex" xmlns:cx5="http://schemas.microsoft.com/office/drawing/2016/5/11/chartex" xmlns:cx6="http://schemas.microsoft.com/office/drawing/2016/5/12/chartex" xmlns:cx7="http://schemas.microsoft.com/office/drawing/2016/5/13/chartex" xmlns:cx8="http://schemas.microsoft.com/office/drawing/2016/5/14/chartex" xmlns:mc="http://schemas.openxmlformats.org/markup-compatibility/2006" xmlns:aink="http://schemas.microsoft.com/office/drawing/2016/ink" xmlns:am3d="http://schemas.microsoft.com/office/drawing/2017/model3d" xmlns:o="urn:schemas-microsoft-com:office:office" xmlns:oel="http://schemas.microsoft.com/office/2019/extlst" xmlns:r="http://schemas.openxmlformats.org/officeDocument/2006/relationships" xmlns:m="http://schemas.openxmlformats.org/officeDocument/2006/math" xmlns:v="urn:schemas-microsoft-com:vml" xmlns:wp14="http://schemas.microsoft.com/office/word/2010/wordprocessingDrawing" xmlns:wp="http://schemas.openxmlformats.org/drawingml/2006/wordprocessingDrawing" xmlns:w10="urn:schemas-microsoft-com:office:word" xmlns:w="http://schemas.openxmlformats.org/wordprocessingml/2006/main" xmlns:w14="http://schemas.microsoft.com/office/word/2010/wordml" xmlns:w15="http://schemas.microsoft.com/office/word/2012/wordml" xmlns:w16cex="http://schemas.microsoft.com/office/word/2018/wordml/cex" xmlns:w16cid="http://schemas.microsoft.com/office/word/2016/wordml/cid" xmlns:w16="http://schemas.microsoft.com/office/word/2018/wordml" xmlns:w16du="http://schemas.microsoft.com/office/word/2023/wordml/word16du" xmlns:w16sdtdh="http://schemas.microsoft.com/office/word/2020/wordml/sdtdatahash" xmlns:w16sdtfl="http://schemas.microsoft.com/office/word/2024/wordml/sdtformatlock" xmlns:w16se="http://schemas.microsoft.com/office/word/2015/wordml/symex" xmlns:wpg="http://schemas.microsoft.com/office/word/2010/wordprocessingGroup" xmlns:wpi="http://schemas.microsoft.com/office/word/2010/wordprocessingInk" xmlns:wne="http://schemas.microsoft.com/office/word/2006/wordml" xmlns:wps="http://schemas.microsoft.com/office/word/2010/wordprocessingShape" mc:Ignorable="w14 w15 w16se w16cid w16 w16cex w16sdtdh w16sdtfl w16du wp14">
   <w:body>
     <w:p>
       <w:pPr>
@@ -61,7 +61,7 @@
     <w:p>
       <w:pPr>
         <w:spacing w:after="0"/>
-        <w:jc w:val="right"/>
+        <w:jc w:val="center"/>
         <w:rPr>
           <w:szCs w:val="24"/>
         </w:rPr>
@@ -162,7 +162,19 @@
         <w:rPr>
           <w:szCs w:val="24"/>
         </w:rPr>
-        <w:t>Период прохождения практики с «18» мая 2026 г.  по «21» июня 2026 г.</w:t>
+        <w:t>Период прохождения практики с «18» мая 2026 г.</w:t>
+      </w:r>
+      <w:r>
+        <w:rPr>
+          <w:szCs w:val="24"/>
+        </w:rPr>
+        <w:t xml:space="preserve"> </w:t>
+      </w:r>
+      <w:r>
+        <w:rPr>
+          <w:szCs w:val="24"/>
+        </w:rPr>
+        <w:t>по «21» июня 2026 г.</w:t>
       </w:r>
     </w:p>
     <w:p>
@@ -521,21 +533,30 @@
               </w:rPr>
               <w:t>Android</w:t>
             </w:r>
-          </w:p>
-          <w:p>
-            <w:pPr>
-              <w:jc w:val="left"/>
-              <w:rPr>
-                <w:szCs w:val="24"/>
-              </w:rPr>
-            </w:pPr>
-            <w:r>
-              <w:rPr>
-                <w:szCs w:val="24"/>
-              </w:rPr>
-              <w:t xml:space="preserve">Введение на разработку на языке </w:t>
-            </w:r>
-            <w:proofErr w:type="spellStart"/>
+            <w:r>
+              <w:rPr>
+                <w:szCs w:val="24"/>
+              </w:rPr>
+              <w:t>, в</w:t>
+            </w:r>
+            <w:r>
+              <w:rPr>
+                <w:szCs w:val="24"/>
+              </w:rPr>
+              <w:t xml:space="preserve">ведение </w:t>
+            </w:r>
+            <w:r>
+              <w:rPr>
+                <w:szCs w:val="24"/>
+              </w:rPr>
+              <w:t>в</w:t>
+            </w:r>
+            <w:r>
+              <w:rPr>
+                <w:szCs w:val="24"/>
+              </w:rPr>
+              <w:t xml:space="preserve"> разработку на языке </w:t>
+            </w:r>
             <w:r>
               <w:rPr>
                 <w:szCs w:val="24"/>
@@ -543,7 +564,6 @@
               </w:rPr>
               <w:t>Kotlin</w:t>
             </w:r>
-            <w:proofErr w:type="spellEnd"/>
           </w:p>
         </w:tc>
         <w:tc>
@@ -621,7 +641,6 @@
               <w:jc w:val="left"/>
               <w:rPr>
                 <w:szCs w:val="24"/>
-                <w:lang w:val="en-US"/>
               </w:rPr>
             </w:pPr>
             <w:r>
@@ -806,7 +825,6 @@
               </w:rPr>
               <w:t xml:space="preserve">сновы верстки на </w:t>
             </w:r>
-            <w:proofErr w:type="spellStart"/>
             <w:r>
               <w:rPr>
                 <w:szCs w:val="24"/>
@@ -814,7 +832,6 @@
               </w:rPr>
               <w:t>Kotlin</w:t>
             </w:r>
-            <w:proofErr w:type="spellEnd"/>
           </w:p>
         </w:tc>
         <w:tc>
@@ -1011,6 +1028,14 @@
               </w:rPr>
               <w:t>верстка сайта «Интерьер»</w:t>
             </w:r>
+          </w:p>
+          <w:p>
+            <w:pPr>
+              <w:jc w:val="left"/>
+              <w:rPr>
+                <w:szCs w:val="24"/>
+              </w:rPr>
+            </w:pPr>
           </w:p>
         </w:tc>
         <w:tc>
@@ -1099,14 +1124,14 @@
         <w:ind w:left="0" w:right="0" w:firstLine="0"/>
         <w:jc w:val="left"/>
         <w:rPr>
-          <w:rStyle w:val="10"/>
+          <w:rStyle w:val="Heading1Char"/>
           <w:b w:val="0"/>
           <w:szCs w:val="24"/>
         </w:rPr>
       </w:pPr>
       <w:r>
         <w:rPr>
-          <w:rStyle w:val="10"/>
+          <w:rStyle w:val="Heading1Char"/>
           <w:b w:val="0"/>
           <w:szCs w:val="24"/>
         </w:rPr>
@@ -1174,18 +1199,12 @@
     <w:p>
       <w:pPr>
         <w:spacing w:after="0"/>
-        <w:ind w:left="4818"/>
+        <w:ind w:left="0" w:firstLine="0"/>
+        <w:jc w:val="center"/>
         <w:rPr>
           <w:szCs w:val="24"/>
         </w:rPr>
       </w:pPr>
-      <w:r>
-        <w:rPr>
-          <w:b/>
-          <w:szCs w:val="24"/>
-        </w:rPr>
-        <w:t xml:space="preserve"> </w:t>
-      </w:r>
     </w:p>
     <w:p>
       <w:pPr>
@@ -1278,6 +1297,7 @@
     <w:p>
       <w:pPr>
         <w:spacing w:after="0"/>
+        <w:jc w:val="center"/>
         <w:rPr>
           <w:szCs w:val="24"/>
         </w:rPr>
@@ -1305,7 +1325,7 @@
         <w:spacing w:after="0"/>
         <w:jc w:val="center"/>
         <w:rPr>
-          <w:b/>
+          <w:bCs/>
           <w:szCs w:val="24"/>
         </w:rPr>
       </w:pPr>
@@ -1353,8 +1373,9 @@
     <w:p>
       <w:pPr>
         <w:spacing w:after="0"/>
-        <w:rPr>
-          <w:b/>
+        <w:jc w:val="center"/>
+        <w:rPr>
+          <w:bCs/>
           <w:szCs w:val="24"/>
         </w:rPr>
       </w:pPr>
@@ -1370,8 +1391,6 @@
           <w:szCs w:val="24"/>
         </w:rPr>
       </w:pPr>
-      <w:bookmarkStart w:id="0" w:name="_GoBack"/>
-      <w:bookmarkEnd w:id="0"/>
     </w:p>
     <w:tbl>
       <w:tblPr>
@@ -2263,7 +2282,7 @@
         <w:rPr>
           <w:szCs w:val="24"/>
         </w:rPr>
-        <w:t xml:space="preserve"> г.  п</w:t>
+        <w:t xml:space="preserve"> г. п</w:t>
       </w:r>
       <w:r>
         <w:rPr>
@@ -5041,21 +5060,7 @@
         <w:rPr>
           <w:szCs w:val="24"/>
         </w:rPr>
-        <w:t xml:space="preserve"> «___</w:t>
-      </w:r>
-      <w:proofErr w:type="gramStart"/>
-      <w:r>
-        <w:rPr>
-          <w:szCs w:val="24"/>
-        </w:rPr>
-        <w:t>_»_</w:t>
-      </w:r>
-      <w:proofErr w:type="gramEnd"/>
-      <w:r>
-        <w:rPr>
-          <w:szCs w:val="24"/>
-        </w:rPr>
-        <w:t>_________ 20___ г.</w:t>
+        <w:t xml:space="preserve"> «____»__________ 20___ г.</w:t>
       </w:r>
     </w:p>
     <w:p>
@@ -5189,23 +5194,7 @@
           <w:vertAlign w:val="superscript"/>
         </w:rPr>
         <w:tab/>
-        <w:t xml:space="preserve">           </w:t>
-      </w:r>
-      <w:proofErr w:type="gramStart"/>
-      <w:r>
-        <w:rPr>
-          <w:szCs w:val="24"/>
-          <w:vertAlign w:val="superscript"/>
-        </w:rPr>
-        <w:t xml:space="preserve">   (</w:t>
-      </w:r>
-      <w:proofErr w:type="gramEnd"/>
-      <w:r>
-        <w:rPr>
-          <w:szCs w:val="24"/>
-          <w:vertAlign w:val="superscript"/>
-        </w:rPr>
-        <w:t>инициалы, фамилия</w:t>
+        <w:t xml:space="preserve">              (инициалы, фамилия</w:t>
       </w:r>
       <w:r>
         <w:rPr>
@@ -5412,23 +5401,7 @@
           <w:b/>
           <w:szCs w:val="24"/>
         </w:rPr>
-        <w:t xml:space="preserve">АТТЕСТАЦИОННЫЙ ЛИСТ ПО ИТОГАМ </w:t>
-      </w:r>
-      <w:proofErr w:type="gramStart"/>
-      <w:r>
-        <w:rPr>
-          <w:b/>
-          <w:szCs w:val="24"/>
-        </w:rPr>
-        <w:t>ПРОХОЖДЕНИЯ  УЧЕБНОЙ</w:t>
-      </w:r>
-      <w:proofErr w:type="gramEnd"/>
-      <w:r>
-        <w:rPr>
-          <w:b/>
-          <w:szCs w:val="24"/>
-        </w:rPr>
-        <w:t xml:space="preserve"> ПРАКТИКИ</w:t>
+        <w:t>АТТЕСТАЦИОННЫЙ ЛИСТ ПО ИТОГАМ ПРОХОЖДЕНИЯ  УЧЕБНОЙ ПРАКТИКИ</w:t>
       </w:r>
     </w:p>
     <w:p>
@@ -5522,7 +5495,19 @@
         <w:rPr>
           <w:szCs w:val="24"/>
         </w:rPr>
-        <w:t>Организация (база практики) МИДиС</w:t>
+        <w:t xml:space="preserve">Организация (база практики) </w:t>
+      </w:r>
+      <w:r>
+        <w:rPr>
+          <w:szCs w:val="24"/>
+        </w:rPr>
+        <w:t xml:space="preserve">ЧОУВО </w:t>
+      </w:r>
+      <w:r>
+        <w:rPr>
+          <w:szCs w:val="24"/>
+        </w:rPr>
+        <w:t>МИДиС</w:t>
       </w:r>
     </w:p>
     <w:p>
@@ -8972,21 +8957,7 @@
         <w:rPr>
           <w:szCs w:val="24"/>
         </w:rPr>
-        <w:t>«___</w:t>
-      </w:r>
-      <w:proofErr w:type="gramStart"/>
-      <w:r>
-        <w:rPr>
-          <w:szCs w:val="24"/>
-        </w:rPr>
-        <w:t>_»_</w:t>
-      </w:r>
-      <w:proofErr w:type="gramEnd"/>
-      <w:r>
-        <w:rPr>
-          <w:szCs w:val="24"/>
-        </w:rPr>
-        <w:t>_________ 20___ г.</w:t>
+        <w:t>«____»__________ 20___ г.</w:t>
       </w:r>
     </w:p>
     <w:p>
@@ -9114,23 +9085,7 @@
           <w:szCs w:val="18"/>
         </w:rPr>
         <w:tab/>
-        <w:t xml:space="preserve"> </w:t>
-      </w:r>
-      <w:proofErr w:type="gramStart"/>
-      <w:r>
-        <w:rPr>
-          <w:sz w:val="18"/>
-          <w:szCs w:val="18"/>
-        </w:rPr>
-        <w:t xml:space="preserve">   (</w:t>
-      </w:r>
-      <w:proofErr w:type="gramEnd"/>
-      <w:r>
-        <w:rPr>
-          <w:sz w:val="18"/>
-          <w:szCs w:val="18"/>
-        </w:rPr>
-        <w:t>инициалы, фамилия)</w:t>
+        <w:t xml:space="preserve">    (инициалы, фамилия)</w:t>
       </w:r>
     </w:p>
     <w:p>
@@ -9278,7 +9233,7 @@
 </file>
 
 <file path=word/styles.xml><?xml version="1.0" encoding="utf-8"?>
-<w:styles xmlns:mc="http://schemas.openxmlformats.org/markup-compatibility/2006" xmlns:r="http://schemas.openxmlformats.org/officeDocument/2006/relationships" xmlns:w="http://schemas.openxmlformats.org/wordprocessingml/2006/main" xmlns:w14="http://schemas.microsoft.com/office/word/2010/wordml" xmlns:w15="http://schemas.microsoft.com/office/word/2012/wordml" xmlns:w16se="http://schemas.microsoft.com/office/word/2015/wordml/symex" mc:Ignorable="w14 w15 w16se">
+<w:styles xmlns:mc="http://schemas.openxmlformats.org/markup-compatibility/2006" xmlns:r="http://schemas.openxmlformats.org/officeDocument/2006/relationships" xmlns:w="http://schemas.openxmlformats.org/wordprocessingml/2006/main" xmlns:w14="http://schemas.microsoft.com/office/word/2010/wordml" xmlns:w15="http://schemas.microsoft.com/office/word/2012/wordml" xmlns:w16cex="http://schemas.microsoft.com/office/word/2018/wordml/cex" xmlns:w16cid="http://schemas.microsoft.com/office/word/2016/wordml/cid" xmlns:w16="http://schemas.microsoft.com/office/word/2018/wordml" xmlns:w16du="http://schemas.microsoft.com/office/word/2023/wordml/word16du" xmlns:w16sdtdh="http://schemas.microsoft.com/office/word/2020/wordml/sdtdatahash" xmlns:w16sdtfl="http://schemas.microsoft.com/office/word/2024/wordml/sdtformatlock" xmlns:w16se="http://schemas.microsoft.com/office/word/2015/wordml/symex" mc:Ignorable="w14 w15 w16se w16cid w16 w16cex w16sdtdh w16sdtfl w16du">
   <w:docDefaults>
     <w:rPrDefault>
       <w:rPr>
@@ -9294,7 +9249,7 @@
       </w:pPr>
     </w:pPrDefault>
   </w:docDefaults>
-  <w:latentStyles w:defLockedState="0" w:defUIPriority="99" w:defSemiHidden="0" w:defUnhideWhenUsed="0" w:defQFormat="0" w:count="371">
+  <w:latentStyles w:defLockedState="0" w:defUIPriority="99" w:defSemiHidden="0" w:defUnhideWhenUsed="0" w:defQFormat="0" w:count="376">
     <w:lsdException w:name="Normal" w:uiPriority="0" w:qFormat="1"/>
     <w:lsdException w:name="heading 1" w:uiPriority="0" w:qFormat="1"/>
     <w:lsdException w:name="heading 2" w:semiHidden="1" w:uiPriority="9" w:unhideWhenUsed="1" w:qFormat="1"/>
@@ -9666,8 +9621,13 @@
     <w:lsdException w:name="List Table 5 Dark Accent 6" w:uiPriority="50"/>
     <w:lsdException w:name="List Table 6 Colorful Accent 6" w:uiPriority="51"/>
     <w:lsdException w:name="List Table 7 Colorful Accent 6" w:uiPriority="52"/>
+    <w:lsdException w:name="Mention" w:semiHidden="1" w:unhideWhenUsed="1"/>
+    <w:lsdException w:name="Smart Hyperlink" w:semiHidden="1" w:unhideWhenUsed="1"/>
+    <w:lsdException w:name="Hashtag" w:semiHidden="1" w:unhideWhenUsed="1"/>
+    <w:lsdException w:name="Unresolved Mention" w:semiHidden="1" w:unhideWhenUsed="1"/>
+    <w:lsdException w:name="Smart Link" w:semiHidden="1" w:unhideWhenUsed="1"/>
   </w:latentStyles>
-  <w:style w:type="paragraph" w:default="1" w:styleId="a">
+  <w:style w:type="paragraph" w:default="1" w:styleId="Normal">
     <w:name w:val="Normal"/>
     <w:qFormat/>
     <w:rsid w:val="00333542"/>
@@ -9683,10 +9643,10 @@
       <w:lang w:eastAsia="ru-RU"/>
     </w:rPr>
   </w:style>
-  <w:style w:type="paragraph" w:styleId="1">
+  <w:style w:type="paragraph" w:styleId="Heading1">
     <w:name w:val="heading 1"/>
-    <w:next w:val="a"/>
-    <w:link w:val="10"/>
+    <w:next w:val="Normal"/>
+    <w:link w:val="Heading1Char"/>
     <w:unhideWhenUsed/>
     <w:qFormat/>
     <w:rsid w:val="00333542"/>
@@ -9705,13 +9665,13 @@
       <w:lang w:eastAsia="ru-RU"/>
     </w:rPr>
   </w:style>
-  <w:style w:type="character" w:default="1" w:styleId="a0">
+  <w:style w:type="character" w:default="1" w:styleId="DefaultParagraphFont">
     <w:name w:val="Default Paragraph Font"/>
     <w:uiPriority w:val="1"/>
     <w:semiHidden/>
     <w:unhideWhenUsed/>
   </w:style>
-  <w:style w:type="table" w:default="1" w:styleId="a1">
+  <w:style w:type="table" w:default="1" w:styleId="TableNormal">
     <w:name w:val="Normal Table"/>
     <w:uiPriority w:val="99"/>
     <w:semiHidden/>
@@ -9726,16 +9686,16 @@
       </w:tblCellMar>
     </w:tblPr>
   </w:style>
-  <w:style w:type="numbering" w:default="1" w:styleId="a2">
+  <w:style w:type="numbering" w:default="1" w:styleId="NoList">
     <w:name w:val="No List"/>
     <w:uiPriority w:val="99"/>
     <w:semiHidden/>
     <w:unhideWhenUsed/>
   </w:style>
-  <w:style w:type="character" w:customStyle="1" w:styleId="10">
-    <w:name w:val="Заголовок 1 Знак"/>
-    <w:basedOn w:val="a0"/>
-    <w:link w:val="1"/>
+  <w:style w:type="character" w:customStyle="1" w:styleId="Heading1Char">
+    <w:name w:val="Heading 1 Char"/>
+    <w:basedOn w:val="DefaultParagraphFont"/>
+    <w:link w:val="Heading1"/>
     <w:rsid w:val="00333542"/>
     <w:rPr>
       <w:rFonts w:ascii="Times New Roman" w:eastAsia="Times New Roman" w:hAnsi="Times New Roman" w:cs="Times New Roman"/>
